--- a/8 семестр/Теория псевдослучайных генераторов/Лекция про тесты NIST.docx
+++ b/8 семестр/Теория псевдослучайных генераторов/Лекция про тесты NIST.docx
@@ -61,13 +61,7 @@
           <w:rPr>
             <w:rFonts w:ascii="Cambria Math" w:hAnsi="Cambria Math"/>
           </w:rPr>
-          <m:t>≥</m:t>
-        </m:r>
-        <m:r>
-          <w:rPr>
-            <w:rFonts w:ascii="Cambria Math" w:hAnsi="Cambria Math"/>
-          </w:rPr>
-          <m:t>0,01</m:t>
+          <m:t>≥0,01</m:t>
         </m:r>
       </m:oMath>
       <w:r>
@@ -369,7 +363,6 @@
             <m:r>
               <w:rPr>
                 <w:rFonts w:ascii="Cambria Math" w:eastAsiaTheme="minorEastAsia" w:hAnsi="Cambria Math"/>
-                <w:lang w:val="en-US"/>
               </w:rPr>
               <m:t>1</m:t>
             </m:r>
@@ -378,7 +371,6 @@
         <m:r>
           <w:rPr>
             <w:rFonts w:ascii="Cambria Math" w:eastAsiaTheme="minorEastAsia" w:hAnsi="Cambria Math"/>
-            <w:lang w:val="en-US"/>
           </w:rPr>
           <m:t>+</m:t>
         </m:r>
@@ -405,7 +397,6 @@
             <m:r>
               <w:rPr>
                 <w:rFonts w:ascii="Cambria Math" w:eastAsiaTheme="minorEastAsia" w:hAnsi="Cambria Math"/>
-                <w:lang w:val="en-US"/>
               </w:rPr>
               <m:t>2</m:t>
             </m:r>
@@ -414,7 +405,6 @@
         <m:r>
           <w:rPr>
             <w:rFonts w:ascii="Cambria Math" w:eastAsiaTheme="minorEastAsia" w:hAnsi="Cambria Math"/>
-            <w:lang w:val="en-US"/>
           </w:rPr>
           <m:t>+</m:t>
         </m:r>
@@ -1374,37 +1364,7 @@
           <w:rPr>
             <w:rFonts w:ascii="Cambria Math" w:eastAsiaTheme="minorEastAsia" w:hAnsi="Cambria Math"/>
           </w:rPr>
-          <m:t xml:space="preserve"> &gt;</m:t>
-        </m:r>
-        <m:r>
-          <w:rPr>
-            <w:rFonts w:ascii="Cambria Math" w:eastAsiaTheme="minorEastAsia" w:hAnsi="Cambria Math"/>
-          </w:rPr>
-          <m:t>α</m:t>
-        </m:r>
-        <m:r>
-          <w:rPr>
-            <w:rFonts w:ascii="Cambria Math" w:eastAsiaTheme="minorEastAsia" w:hAnsi="Cambria Math"/>
-          </w:rPr>
-          <m:t xml:space="preserve"> (</m:t>
-        </m:r>
-        <m:r>
-          <w:rPr>
-            <w:rFonts w:ascii="Cambria Math" w:eastAsiaTheme="minorEastAsia" w:hAnsi="Cambria Math"/>
-          </w:rPr>
-          <m:t>α</m:t>
-        </m:r>
-        <m:r>
-          <w:rPr>
-            <w:rFonts w:ascii="Cambria Math" w:eastAsiaTheme="minorEastAsia" w:hAnsi="Cambria Math"/>
-          </w:rPr>
-          <m:t>= 0,0</m:t>
-        </m:r>
-        <m:r>
-          <w:rPr>
-            <w:rFonts w:ascii="Cambria Math" w:eastAsiaTheme="minorEastAsia" w:hAnsi="Cambria Math"/>
-          </w:rPr>
-          <m:t>1</m:t>
+          <m:t xml:space="preserve"> &gt;α (α= 0,01</m:t>
         </m:r>
       </m:oMath>
       <w:r>
@@ -1576,13 +1536,7 @@
         <w:rPr>
           <w:rFonts w:eastAsiaTheme="minorEastAsia"/>
         </w:rPr>
-        <w:t xml:space="preserve"> в противном случае последовательность носит случайный характер</w:t>
-      </w:r>
-      <w:r>
-        <w:rPr>
-          <w:rFonts w:eastAsiaTheme="minorEastAsia"/>
-        </w:rPr>
-        <w:t>.</w:t>
+        <w:t xml:space="preserve"> в противном случае последовательность носит случайный характер.</w:t>
       </w:r>
     </w:p>
     <w:p>
@@ -2068,13 +2022,7 @@
           <w:rPr>
             <w:rFonts w:ascii="Cambria Math" w:eastAsiaTheme="minorEastAsia" w:hAnsi="Cambria Math"/>
           </w:rPr>
-          <m:t xml:space="preserve">, </m:t>
-        </m:r>
-        <m:r>
-          <w:rPr>
-            <w:rFonts w:ascii="Cambria Math" w:eastAsiaTheme="minorEastAsia" w:hAnsi="Cambria Math"/>
-          </w:rPr>
-          <m:t xml:space="preserve">где </m:t>
+          <m:t xml:space="preserve">, где </m:t>
         </m:r>
         <m:r>
           <w:rPr>
@@ -2470,6 +2418,8 @@
         <w:pStyle w:val="a7"/>
         <w:rPr>
           <w:rFonts w:eastAsiaTheme="minorEastAsia"/>
+          <w:b/>
+          <w:bCs/>
         </w:rPr>
       </w:pPr>
       <w:r>
@@ -3136,56 +3086,49 @@
           <w:rPr>
             <w:rFonts w:ascii="Cambria Math" w:eastAsiaTheme="minorEastAsia" w:hAnsi="Cambria Math"/>
           </w:rPr>
-          <m:t>=1</m:t>
-        </m:r>
+          <m:t xml:space="preserve">=1, </m:t>
+        </m:r>
+        <m:sSub>
+          <m:sSubPr>
+            <m:ctrlPr>
+              <w:rPr>
+                <w:rFonts w:ascii="Cambria Math" w:eastAsiaTheme="minorEastAsia" w:hAnsi="Cambria Math"/>
+                <w:i/>
+                <w:lang w:val="en-US"/>
+              </w:rPr>
+            </m:ctrlPr>
+          </m:sSubPr>
+          <m:e>
+            <m:r>
+              <w:rPr>
+                <w:rFonts w:ascii="Cambria Math" w:eastAsiaTheme="minorEastAsia" w:hAnsi="Cambria Math"/>
+                <w:lang w:val="en-US"/>
+              </w:rPr>
+              <m:t>P</m:t>
+            </m:r>
+          </m:e>
+          <m:sub>
+            <m:r>
+              <w:rPr>
+                <w:rFonts w:ascii="Cambria Math" w:eastAsiaTheme="minorEastAsia" w:hAnsi="Cambria Math"/>
+                <w:lang w:val="en-US"/>
+              </w:rPr>
+              <m:t>value</m:t>
+            </m:r>
+          </m:sub>
+        </m:sSub>
         <m:r>
           <w:rPr>
             <w:rFonts w:ascii="Cambria Math" w:eastAsiaTheme="minorEastAsia" w:hAnsi="Cambria Math"/>
           </w:rPr>
-          <m:t>,</m:t>
+          <m:t>=</m:t>
         </m:r>
         <m:r>
           <w:rPr>
             <w:rFonts w:ascii="Cambria Math" w:eastAsiaTheme="minorEastAsia" w:hAnsi="Cambria Math"/>
             <w:lang w:val="en-US"/>
           </w:rPr>
-          <m:t xml:space="preserve"> </m:t>
-        </m:r>
-        <m:sSub>
-          <m:sSubPr>
-            <m:ctrlPr>
-              <w:rPr>
-                <w:rFonts w:ascii="Cambria Math" w:eastAsiaTheme="minorEastAsia" w:hAnsi="Cambria Math"/>
-                <w:i/>
-                <w:lang w:val="en-US"/>
-              </w:rPr>
-            </m:ctrlPr>
-          </m:sSubPr>
-          <m:e>
-            <m:r>
-              <w:rPr>
-                <w:rFonts w:ascii="Cambria Math" w:eastAsiaTheme="minorEastAsia" w:hAnsi="Cambria Math"/>
-                <w:lang w:val="en-US"/>
-              </w:rPr>
-              <m:t>P</m:t>
-            </m:r>
-          </m:e>
-          <m:sub>
-            <m:r>
-              <w:rPr>
-                <w:rFonts w:ascii="Cambria Math" w:eastAsiaTheme="minorEastAsia" w:hAnsi="Cambria Math"/>
-                <w:lang w:val="en-US"/>
-              </w:rPr>
-              <m:t>value</m:t>
-            </m:r>
-          </m:sub>
-        </m:sSub>
-        <m:r>
-          <w:rPr>
-            <w:rFonts w:ascii="Cambria Math" w:eastAsiaTheme="minorEastAsia" w:hAnsi="Cambria Math"/>
-            <w:lang w:val="en-US"/>
-          </w:rPr>
-          <m:t>=igamc</m:t>
+          <m:t>igamc</m:t>
         </m:r>
         <m:d>
           <m:dPr>
@@ -3212,7 +3155,6 @@
                 <m:r>
                   <w:rPr>
                     <w:rFonts w:ascii="Cambria Math" w:eastAsiaTheme="minorEastAsia" w:hAnsi="Cambria Math"/>
-                    <w:lang w:val="en-US"/>
                   </w:rPr>
                   <m:t>3</m:t>
                 </m:r>
@@ -3221,7 +3163,6 @@
                 <m:r>
                   <w:rPr>
                     <w:rFonts w:ascii="Cambria Math" w:eastAsiaTheme="minorEastAsia" w:hAnsi="Cambria Math"/>
-                    <w:lang w:val="en-US"/>
                   </w:rPr>
                   <m:t>2</m:t>
                 </m:r>
@@ -3230,7 +3171,6 @@
             <m:r>
               <w:rPr>
                 <w:rFonts w:ascii="Cambria Math" w:eastAsiaTheme="minorEastAsia" w:hAnsi="Cambria Math"/>
-                <w:lang w:val="en-US"/>
               </w:rPr>
               <m:t>,</m:t>
             </m:r>
@@ -3248,7 +3188,6 @@
                 <m:r>
                   <w:rPr>
                     <w:rFonts w:ascii="Cambria Math" w:eastAsiaTheme="minorEastAsia" w:hAnsi="Cambria Math"/>
-                    <w:lang w:val="en-US"/>
                   </w:rPr>
                   <m:t>1</m:t>
                 </m:r>
@@ -3257,7 +3196,6 @@
                 <m:r>
                   <w:rPr>
                     <w:rFonts w:ascii="Cambria Math" w:eastAsiaTheme="minorEastAsia" w:hAnsi="Cambria Math"/>
-                    <w:lang w:val="en-US"/>
                   </w:rPr>
                   <m:t>2</m:t>
                 </m:r>
@@ -3268,7 +3206,6 @@
         <m:r>
           <w:rPr>
             <w:rFonts w:ascii="Cambria Math" w:eastAsiaTheme="minorEastAsia" w:hAnsi="Cambria Math"/>
-            <w:lang w:val="en-US"/>
           </w:rPr>
           <m:t xml:space="preserve">= </m:t>
         </m:r>
@@ -3283,28 +3220,35 @@
         <w:rPr>
           <w:rFonts w:eastAsiaTheme="minorEastAsia"/>
         </w:rPr>
-        <w:t xml:space="preserve">функция </w:t>
+        <w:t>функция</w:t>
+      </w:r>
+      <w:r>
+        <w:rPr>
+          <w:rFonts w:eastAsiaTheme="minorEastAsia"/>
+        </w:rPr>
+        <w:t xml:space="preserve"> </w:t>
       </w:r>
       <w:proofErr w:type="spellStart"/>
-      <w:r>
-        <w:rPr>
-          <w:rFonts w:eastAsiaTheme="minorEastAsia"/>
-          <w:lang w:val="en-US"/>
-        </w:rPr>
-        <w:t>gammaincc</w:t>
+      <w:proofErr w:type="gramStart"/>
+      <w:r>
+        <w:rPr>
+          <w:rFonts w:eastAsiaTheme="minorEastAsia"/>
+        </w:rPr>
+        <w:t>scipy.special</w:t>
+      </w:r>
+      <w:proofErr w:type="gramEnd"/>
+      <w:r>
+        <w:rPr>
+          <w:rFonts w:eastAsiaTheme="minorEastAsia"/>
+        </w:rPr>
+        <w:t>.gammainc</w:t>
       </w:r>
       <w:proofErr w:type="spellEnd"/>
       <w:r>
         <w:rPr>
           <w:rFonts w:eastAsiaTheme="minorEastAsia"/>
         </w:rPr>
-        <w:t xml:space="preserve">] = 0,8012. </w:t>
-      </w:r>
-      <w:r>
-        <w:rPr>
-          <w:rFonts w:eastAsiaTheme="minorEastAsia"/>
-        </w:rPr>
-        <w:t xml:space="preserve">Так как </w:t>
+        <w:t xml:space="preserve">] = 0,8012. Так как </w:t>
       </w:r>
       <m:oMath>
         <m:sSub>
@@ -3346,57 +3290,161 @@
           <w:rPr>
             <w:rFonts w:ascii="Cambria Math" w:eastAsiaTheme="minorEastAsia" w:hAnsi="Cambria Math"/>
           </w:rPr>
-          <m:t xml:space="preserve"> &gt;</m:t>
-        </m:r>
+          <m:t xml:space="preserve"> &gt;α (α= 0,01</m:t>
+        </m:r>
+      </m:oMath>
+      <w:r>
+        <w:rPr>
+          <w:rFonts w:eastAsiaTheme="minorEastAsia"/>
+        </w:rPr>
+        <w:t>), то данная послед признается случайной для данного теста.</w:t>
+      </w:r>
+    </w:p>
+    <w:p>
+      <w:pPr>
+        <w:pStyle w:val="a7"/>
+        <w:rPr>
+          <w:rFonts w:eastAsiaTheme="minorEastAsia"/>
+        </w:rPr>
+      </w:pPr>
+      <w:r>
+        <w:rPr>
+          <w:rFonts w:eastAsiaTheme="minorEastAsia"/>
+          <w:u w:val="single"/>
+        </w:rPr>
+        <w:t>Замечание</w:t>
+      </w:r>
+      <w:r>
+        <w:rPr>
+          <w:rFonts w:eastAsiaTheme="minorEastAsia"/>
+        </w:rPr>
+        <w:t>:</w:t>
+      </w:r>
+      <w:r>
+        <w:rPr>
+          <w:rFonts w:eastAsiaTheme="minorEastAsia"/>
+        </w:rPr>
+        <w:t xml:space="preserve"> рекомендуется тестировать последовательности длиной не менее 100 бит. Также должны выполняться соотношения:</w:t>
+      </w:r>
+    </w:p>
+    <w:p>
+      <w:pPr>
+        <w:pStyle w:val="a7"/>
+        <w:numPr>
+          <w:ilvl w:val="0"/>
+          <w:numId w:val="3"/>
+        </w:numPr>
+        <w:rPr>
+          <w:rFonts w:eastAsiaTheme="minorEastAsia"/>
+        </w:rPr>
+      </w:pPr>
+      <w:r>
+        <w:rPr>
+          <w:rFonts w:eastAsiaTheme="minorEastAsia"/>
+        </w:rPr>
+        <w:t xml:space="preserve">Длина блока </w:t>
+      </w:r>
+      <w:r>
+        <w:rPr>
+          <w:rFonts w:eastAsiaTheme="minorEastAsia"/>
+          <w:lang w:val="en-US"/>
+        </w:rPr>
+        <w:t xml:space="preserve">M </w:t>
+      </w:r>
+      <m:oMath>
         <m:r>
           <w:rPr>
             <w:rFonts w:ascii="Cambria Math" w:eastAsiaTheme="minorEastAsia" w:hAnsi="Cambria Math"/>
-          </w:rPr>
-          <m:t>α</m:t>
-        </m:r>
+            <w:lang w:val="en-US"/>
+          </w:rPr>
+          <m:t>≥20</m:t>
+        </m:r>
+      </m:oMath>
+    </w:p>
+    <w:p>
+      <w:pPr>
+        <w:pStyle w:val="a7"/>
+        <w:numPr>
+          <w:ilvl w:val="0"/>
+          <w:numId w:val="3"/>
+        </w:numPr>
+        <w:rPr>
+          <w:rFonts w:eastAsiaTheme="minorEastAsia"/>
+        </w:rPr>
+      </w:pPr>
+      <w:r>
+        <w:rPr>
+          <w:rFonts w:eastAsiaTheme="minorEastAsia"/>
+        </w:rPr>
+        <w:t>В одном блоке должно быть больше сотой части битой послед</w:t>
+      </w:r>
+      <w:r>
+        <w:rPr>
+          <w:rFonts w:eastAsiaTheme="minorEastAsia"/>
+        </w:rPr>
+        <w:t>,</w:t>
+      </w:r>
+      <w:r>
+        <w:rPr>
+          <w:rFonts w:eastAsiaTheme="minorEastAsia"/>
+        </w:rPr>
+        <w:t xml:space="preserve"> </w:t>
+      </w:r>
+      <w:proofErr w:type="spellStart"/>
+      <w:r>
+        <w:rPr>
+          <w:rFonts w:eastAsiaTheme="minorEastAsia"/>
+        </w:rPr>
+        <w:t>т.е</w:t>
+      </w:r>
+      <w:proofErr w:type="spellEnd"/>
+      <w:r>
+        <w:rPr>
+          <w:rFonts w:eastAsiaTheme="minorEastAsia"/>
+        </w:rPr>
+        <w:t xml:space="preserve"> </w:t>
+      </w:r>
+      <m:oMath>
         <m:r>
           <w:rPr>
             <w:rFonts w:ascii="Cambria Math" w:eastAsiaTheme="minorEastAsia" w:hAnsi="Cambria Math"/>
           </w:rPr>
-          <m:t xml:space="preserve"> (</m:t>
-        </m:r>
+          <m:t>М&gt;0,01n</m:t>
+        </m:r>
+      </m:oMath>
+    </w:p>
+    <w:p>
+      <w:pPr>
+        <w:pStyle w:val="a7"/>
+        <w:numPr>
+          <w:ilvl w:val="0"/>
+          <w:numId w:val="3"/>
+        </w:numPr>
+        <w:rPr>
+          <w:rFonts w:eastAsiaTheme="minorEastAsia"/>
+        </w:rPr>
+      </w:pPr>
+      <w:r>
+        <w:rPr>
+          <w:rFonts w:eastAsiaTheme="minorEastAsia"/>
+        </w:rPr>
+        <w:t xml:space="preserve">Количество блоков </w:t>
+      </w:r>
+      <m:oMath>
         <m:r>
           <w:rPr>
             <w:rFonts w:ascii="Cambria Math" w:eastAsiaTheme="minorEastAsia" w:hAnsi="Cambria Math"/>
           </w:rPr>
-          <m:t>α</m:t>
+          <m:t>N</m:t>
         </m:r>
         <m:r>
           <w:rPr>
             <w:rFonts w:ascii="Cambria Math" w:eastAsiaTheme="minorEastAsia" w:hAnsi="Cambria Math"/>
-          </w:rPr>
-          <m:t>= 0,0</m:t>
-        </m:r>
-        <m:r>
-          <w:rPr>
-            <w:rFonts w:ascii="Cambria Math" w:eastAsiaTheme="minorEastAsia" w:hAnsi="Cambria Math"/>
-          </w:rPr>
-          <m:t>1</m:t>
+            <w:lang w:val="en-US"/>
+          </w:rPr>
+          <m:t>&lt;100</m:t>
         </m:r>
       </m:oMath>
-      <w:r>
-        <w:rPr>
-          <w:rFonts w:eastAsiaTheme="minorEastAsia"/>
-        </w:rPr>
-        <w:t>),</w:t>
-      </w:r>
-      <w:r>
-        <w:rPr>
-          <w:rFonts w:eastAsiaTheme="minorEastAsia"/>
-        </w:rPr>
-        <w:t xml:space="preserve"> то данная послед признается случайной для данного теста</w:t>
-      </w:r>
-      <w:r>
-        <w:rPr>
-          <w:rFonts w:eastAsiaTheme="minorEastAsia"/>
-        </w:rPr>
-        <w:t>.</w:t>
-      </w:r>
     </w:p>
     <w:p>
       <w:pPr>
@@ -3518,8 +3566,193 @@
       </w:pPr>
     </w:lvl>
   </w:abstractNum>
+  <w:abstractNum w:abstractNumId="1" w15:restartNumberingAfterBreak="0">
+    <w:nsid w:val="4F291EE6"/>
+    <w:multiLevelType w:val="hybridMultilevel"/>
+    <w:tmpl w:val="99002A1A"/>
+    <w:lvl w:ilvl="0" w:tplc="49944AE4">
+      <w:start w:val="1"/>
+      <w:numFmt w:val="decimal"/>
+      <w:lvlText w:val="%1."/>
+      <w:lvlJc w:val="left"/>
+      <w:pPr>
+        <w:ind w:left="1080" w:hanging="360"/>
+      </w:pPr>
+      <w:rPr>
+        <w:rFonts w:hint="default"/>
+        <w:u w:val="single"/>
+      </w:rPr>
+    </w:lvl>
+    <w:lvl w:ilvl="1" w:tplc="04190019" w:tentative="1">
+      <w:start w:val="1"/>
+      <w:numFmt w:val="lowerLetter"/>
+      <w:lvlText w:val="%2."/>
+      <w:lvlJc w:val="left"/>
+      <w:pPr>
+        <w:ind w:left="1800" w:hanging="360"/>
+      </w:pPr>
+    </w:lvl>
+    <w:lvl w:ilvl="2" w:tplc="0419001B" w:tentative="1">
+      <w:start w:val="1"/>
+      <w:numFmt w:val="lowerRoman"/>
+      <w:lvlText w:val="%3."/>
+      <w:lvlJc w:val="right"/>
+      <w:pPr>
+        <w:ind w:left="2520" w:hanging="180"/>
+      </w:pPr>
+    </w:lvl>
+    <w:lvl w:ilvl="3" w:tplc="0419000F" w:tentative="1">
+      <w:start w:val="1"/>
+      <w:numFmt w:val="decimal"/>
+      <w:lvlText w:val="%4."/>
+      <w:lvlJc w:val="left"/>
+      <w:pPr>
+        <w:ind w:left="3240" w:hanging="360"/>
+      </w:pPr>
+    </w:lvl>
+    <w:lvl w:ilvl="4" w:tplc="04190019" w:tentative="1">
+      <w:start w:val="1"/>
+      <w:numFmt w:val="lowerLetter"/>
+      <w:lvlText w:val="%5."/>
+      <w:lvlJc w:val="left"/>
+      <w:pPr>
+        <w:ind w:left="3960" w:hanging="360"/>
+      </w:pPr>
+    </w:lvl>
+    <w:lvl w:ilvl="5" w:tplc="0419001B" w:tentative="1">
+      <w:start w:val="1"/>
+      <w:numFmt w:val="lowerRoman"/>
+      <w:lvlText w:val="%6."/>
+      <w:lvlJc w:val="right"/>
+      <w:pPr>
+        <w:ind w:left="4680" w:hanging="180"/>
+      </w:pPr>
+    </w:lvl>
+    <w:lvl w:ilvl="6" w:tplc="0419000F" w:tentative="1">
+      <w:start w:val="1"/>
+      <w:numFmt w:val="decimal"/>
+      <w:lvlText w:val="%7."/>
+      <w:lvlJc w:val="left"/>
+      <w:pPr>
+        <w:ind w:left="5400" w:hanging="360"/>
+      </w:pPr>
+    </w:lvl>
+    <w:lvl w:ilvl="7" w:tplc="04190019" w:tentative="1">
+      <w:start w:val="1"/>
+      <w:numFmt w:val="lowerLetter"/>
+      <w:lvlText w:val="%8."/>
+      <w:lvlJc w:val="left"/>
+      <w:pPr>
+        <w:ind w:left="6120" w:hanging="360"/>
+      </w:pPr>
+    </w:lvl>
+    <w:lvl w:ilvl="8" w:tplc="0419001B" w:tentative="1">
+      <w:start w:val="1"/>
+      <w:numFmt w:val="lowerRoman"/>
+      <w:lvlText w:val="%9."/>
+      <w:lvlJc w:val="right"/>
+      <w:pPr>
+        <w:ind w:left="6840" w:hanging="180"/>
+      </w:pPr>
+    </w:lvl>
+  </w:abstractNum>
+  <w:abstractNum w:abstractNumId="2" w15:restartNumberingAfterBreak="0">
+    <w:nsid w:val="541E3A2E"/>
+    <w:multiLevelType w:val="hybridMultilevel"/>
+    <w:tmpl w:val="D79AA8D0"/>
+    <w:lvl w:ilvl="0" w:tplc="D5B41848">
+      <w:start w:val="1"/>
+      <w:numFmt w:val="decimal"/>
+      <w:lvlText w:val="%1."/>
+      <w:lvlJc w:val="left"/>
+      <w:pPr>
+        <w:ind w:left="1080" w:hanging="360"/>
+      </w:pPr>
+      <w:rPr>
+        <w:rFonts w:hint="default"/>
+      </w:rPr>
+    </w:lvl>
+    <w:lvl w:ilvl="1" w:tplc="04190019" w:tentative="1">
+      <w:start w:val="1"/>
+      <w:numFmt w:val="lowerLetter"/>
+      <w:lvlText w:val="%2."/>
+      <w:lvlJc w:val="left"/>
+      <w:pPr>
+        <w:ind w:left="1800" w:hanging="360"/>
+      </w:pPr>
+    </w:lvl>
+    <w:lvl w:ilvl="2" w:tplc="0419001B" w:tentative="1">
+      <w:start w:val="1"/>
+      <w:numFmt w:val="lowerRoman"/>
+      <w:lvlText w:val="%3."/>
+      <w:lvlJc w:val="right"/>
+      <w:pPr>
+        <w:ind w:left="2520" w:hanging="180"/>
+      </w:pPr>
+    </w:lvl>
+    <w:lvl w:ilvl="3" w:tplc="0419000F" w:tentative="1">
+      <w:start w:val="1"/>
+      <w:numFmt w:val="decimal"/>
+      <w:lvlText w:val="%4."/>
+      <w:lvlJc w:val="left"/>
+      <w:pPr>
+        <w:ind w:left="3240" w:hanging="360"/>
+      </w:pPr>
+    </w:lvl>
+    <w:lvl w:ilvl="4" w:tplc="04190019" w:tentative="1">
+      <w:start w:val="1"/>
+      <w:numFmt w:val="lowerLetter"/>
+      <w:lvlText w:val="%5."/>
+      <w:lvlJc w:val="left"/>
+      <w:pPr>
+        <w:ind w:left="3960" w:hanging="360"/>
+      </w:pPr>
+    </w:lvl>
+    <w:lvl w:ilvl="5" w:tplc="0419001B" w:tentative="1">
+      <w:start w:val="1"/>
+      <w:numFmt w:val="lowerRoman"/>
+      <w:lvlText w:val="%6."/>
+      <w:lvlJc w:val="right"/>
+      <w:pPr>
+        <w:ind w:left="4680" w:hanging="180"/>
+      </w:pPr>
+    </w:lvl>
+    <w:lvl w:ilvl="6" w:tplc="0419000F" w:tentative="1">
+      <w:start w:val="1"/>
+      <w:numFmt w:val="decimal"/>
+      <w:lvlText w:val="%7."/>
+      <w:lvlJc w:val="left"/>
+      <w:pPr>
+        <w:ind w:left="5400" w:hanging="360"/>
+      </w:pPr>
+    </w:lvl>
+    <w:lvl w:ilvl="7" w:tplc="04190019" w:tentative="1">
+      <w:start w:val="1"/>
+      <w:numFmt w:val="lowerLetter"/>
+      <w:lvlText w:val="%8."/>
+      <w:lvlJc w:val="left"/>
+      <w:pPr>
+        <w:ind w:left="6120" w:hanging="360"/>
+      </w:pPr>
+    </w:lvl>
+    <w:lvl w:ilvl="8" w:tplc="0419001B" w:tentative="1">
+      <w:start w:val="1"/>
+      <w:numFmt w:val="lowerRoman"/>
+      <w:lvlText w:val="%9."/>
+      <w:lvlJc w:val="right"/>
+      <w:pPr>
+        <w:ind w:left="6840" w:hanging="180"/>
+      </w:pPr>
+    </w:lvl>
+  </w:abstractNum>
   <w:num w:numId="1" w16cid:durableId="1461218804">
     <w:abstractNumId w:val="0"/>
+  </w:num>
+  <w:num w:numId="2" w16cid:durableId="1723869233">
+    <w:abstractNumId w:val="1"/>
+  </w:num>
+  <w:num w:numId="3" w16cid:durableId="369115980">
+    <w:abstractNumId w:val="2"/>
   </w:num>
 </w:numbering>
 </file>
@@ -4127,7 +4360,6 @@
   <w:style w:type="character" w:default="1" w:styleId="a0">
     <w:name w:val="Default Paragraph Font"/>
     <w:uiPriority w:val="1"/>
-    <w:semiHidden/>
     <w:unhideWhenUsed/>
   </w:style>
   <w:style w:type="table" w:default="1" w:styleId="a1">
